--- a/backend/app/report_template.docx
+++ b/backend/app/report_template.docx
@@ -4,11 +4,27 @@
   <w:body>
     <w:p>
       <w:pPr>
+        <w:jc w:val="center"/>
+      </w:pPr>
+      <w:r>
+        <w:t>NAYT V2 · Rapport de Pentest</w:t>
+      </w:r>
+    </w:p>
+    <w:p>
+      <w:pPr>
         <w:pStyle w:val="Title"/>
         <w:jc w:val="center"/>
       </w:pPr>
       <w:r>
-        <w:t>Rapport de Sécurité Complet</w:t>
+        <w:t>{{ mission_name }}</w:t>
+      </w:r>
+    </w:p>
+    <w:p>
+      <w:pPr>
+        <w:jc w:val="center"/>
+      </w:pPr>
+      <w:r>
+        <w:t>Rapport exécutif et technique</w:t>
       </w:r>
     </w:p>
     <w:p/>
@@ -26,26 +42,20 @@
         <w:tc>
           <w:tcPr>
             <w:tcW w:type="dxa" w:w="4320"/>
-            <w:shd w:fill="E6F2FF"/>
+            <w:shd w:fill="E2E8F0"/>
           </w:tcPr>
           <w:p>
-            <w:pPr>
-              <w:jc w:val="left"/>
-            </w:pPr>
             <w:r>
-              <w:t>Cible:</w:t>
+              <w:t>Cible</w:t>
             </w:r>
           </w:p>
         </w:tc>
         <w:tc>
           <w:tcPr>
             <w:tcW w:type="dxa" w:w="4320"/>
-            <w:shd w:fill="E6F2FF"/>
+            <w:shd w:fill="F8FAFC"/>
           </w:tcPr>
           <w:p>
-            <w:pPr>
-              <w:jc w:val="left"/>
-            </w:pPr>
             <w:r>
               <w:t>{{ target }}</w:t>
             </w:r>
@@ -56,26 +66,20 @@
         <w:tc>
           <w:tcPr>
             <w:tcW w:type="dxa" w:w="4320"/>
-            <w:shd w:fill="E6F2FF"/>
+            <w:shd w:fill="E2E8F0"/>
           </w:tcPr>
           <w:p>
-            <w:pPr>
-              <w:jc w:val="left"/>
-            </w:pPr>
             <w:r>
-              <w:t>Date:</w:t>
+              <w:t>Date du rapport</w:t>
             </w:r>
           </w:p>
         </w:tc>
         <w:tc>
           <w:tcPr>
             <w:tcW w:type="dxa" w:w="4320"/>
-            <w:shd w:fill="E6F2FF"/>
+            <w:shd w:fill="F8FAFC"/>
           </w:tcPr>
           <w:p>
-            <w:pPr>
-              <w:jc w:val="left"/>
-            </w:pPr>
             <w:r>
               <w:t>{{ date }}</w:t>
             </w:r>
@@ -86,26 +90,20 @@
         <w:tc>
           <w:tcPr>
             <w:tcW w:type="dxa" w:w="4320"/>
-            <w:shd w:fill="E6F2FF"/>
+            <w:shd w:fill="E2E8F0"/>
           </w:tcPr>
           <w:p>
-            <w:pPr>
-              <w:jc w:val="left"/>
-            </w:pPr>
             <w:r>
-              <w:t>Client:</w:t>
+              <w:t>Client</w:t>
             </w:r>
           </w:p>
         </w:tc>
         <w:tc>
           <w:tcPr>
             <w:tcW w:type="dxa" w:w="4320"/>
-            <w:shd w:fill="E6F2FF"/>
+            <w:shd w:fill="F8FAFC"/>
           </w:tcPr>
           <w:p>
-            <w:pPr>
-              <w:jc w:val="left"/>
-            </w:pPr>
             <w:r>
               <w:t>{{ client_name }} ({{ client_company }})</w:t>
             </w:r>
@@ -116,26 +114,44 @@
         <w:tc>
           <w:tcPr>
             <w:tcW w:type="dxa" w:w="4320"/>
-            <w:shd w:fill="E6F2FF"/>
+            <w:shd w:fill="E2E8F0"/>
           </w:tcPr>
           <w:p>
-            <w:pPr>
-              <w:jc w:val="left"/>
-            </w:pPr>
             <w:r>
-              <w:t>Score CVSS Global:</w:t>
+              <w:t>Total vulnérabilités</w:t>
             </w:r>
           </w:p>
         </w:tc>
         <w:tc>
           <w:tcPr>
             <w:tcW w:type="dxa" w:w="4320"/>
-            <w:shd w:fill="E6F2FF"/>
+            <w:shd w:fill="F8FAFC"/>
           </w:tcPr>
           <w:p>
-            <w:pPr>
-              <w:jc w:val="left"/>
-            </w:pPr>
+            <w:r>
+              <w:t>{{ total_vulnerabilities }}</w:t>
+            </w:r>
+          </w:p>
+        </w:tc>
+      </w:tr>
+      <w:tr>
+        <w:tc>
+          <w:tcPr>
+            <w:tcW w:type="dxa" w:w="4320"/>
+            <w:shd w:fill="E2E8F0"/>
+          </w:tcPr>
+          <w:p>
+            <w:r>
+              <w:t>Score de risque global</w:t>
+            </w:r>
+          </w:p>
+        </w:tc>
+        <w:tc>
+          <w:tcPr>
+            <w:tcW w:type="dxa" w:w="4320"/>
+            <w:shd w:fill="F8FAFC"/>
+          </w:tcPr>
+          <w:p>
             <w:r>
               <w:t>{{ overall_risk_score }} / 100</w:t>
             </w:r>
@@ -149,7 +165,7 @@
         <w:pStyle w:val="Heading1"/>
       </w:pPr>
       <w:r>
-        <w:t>Résumé des Risques</w:t>
+        <w:t>Résumé des risques</w:t>
       </w:r>
     </w:p>
     <w:tbl>
@@ -169,16 +185,13 @@
         <w:tc>
           <w:tcPr>
             <w:tcW w:type="dxa" w:w="1728"/>
-            <w:shd w:fill="FFCCCC"/>
+            <w:shd w:fill="FECACA"/>
           </w:tcPr>
           <w:p>
             <w:pPr>
               <w:jc w:val="center"/>
             </w:pPr>
             <w:r>
-              <w:rPr>
-                <w:b/>
-              </w:rPr>
               <w:t>Critique</w:t>
             </w:r>
           </w:p>
@@ -186,33 +199,27 @@
         <w:tc>
           <w:tcPr>
             <w:tcW w:type="dxa" w:w="1728"/>
-            <w:shd w:fill="FFDAB9"/>
+            <w:shd w:fill="FED7AA"/>
           </w:tcPr>
           <w:p>
             <w:pPr>
               <w:jc w:val="center"/>
             </w:pPr>
             <w:r>
-              <w:rPr>
-                <w:b/>
-              </w:rPr>
-              <w:t>Elevé</w:t>
+              <w:t>Élevé</w:t>
             </w:r>
           </w:p>
         </w:tc>
         <w:tc>
           <w:tcPr>
             <w:tcW w:type="dxa" w:w="1728"/>
-            <w:shd w:fill="FFFACD"/>
+            <w:shd w:fill="FEF08A"/>
           </w:tcPr>
           <w:p>
             <w:pPr>
               <w:jc w:val="center"/>
             </w:pPr>
             <w:r>
-              <w:rPr>
-                <w:b/>
-              </w:rPr>
               <w:t>Moyen</w:t>
             </w:r>
           </w:p>
@@ -220,16 +227,13 @@
         <w:tc>
           <w:tcPr>
             <w:tcW w:type="dxa" w:w="1728"/>
-            <w:shd w:fill="E0FFFF"/>
+            <w:shd w:fill="BFDBFE"/>
           </w:tcPr>
           <w:p>
             <w:pPr>
               <w:jc w:val="center"/>
             </w:pPr>
             <w:r>
-              <w:rPr>
-                <w:b/>
-              </w:rPr>
               <w:t>Faible</w:t>
             </w:r>
           </w:p>
@@ -237,16 +241,13 @@
         <w:tc>
           <w:tcPr>
             <w:tcW w:type="dxa" w:w="1728"/>
-            <w:shd w:fill="F0F8FF"/>
+            <w:shd w:fill="E2E8F0"/>
           </w:tcPr>
           <w:p>
             <w:pPr>
               <w:jc w:val="center"/>
             </w:pPr>
             <w:r>
-              <w:rPr>
-                <w:b/>
-              </w:rPr>
               <w:t>Info</w:t>
             </w:r>
           </w:p>
@@ -256,7 +257,7 @@
         <w:tc>
           <w:tcPr>
             <w:tcW w:type="dxa" w:w="1728"/>
-            <w:shd w:fill="F9F9F9"/>
+            <w:shd w:fill="F8FAFC"/>
           </w:tcPr>
           <w:p>
             <w:pPr>
@@ -270,7 +271,7 @@
         <w:tc>
           <w:tcPr>
             <w:tcW w:type="dxa" w:w="1728"/>
-            <w:shd w:fill="F9F9F9"/>
+            <w:shd w:fill="F8FAFC"/>
           </w:tcPr>
           <w:p>
             <w:pPr>
@@ -284,7 +285,7 @@
         <w:tc>
           <w:tcPr>
             <w:tcW w:type="dxa" w:w="1728"/>
-            <w:shd w:fill="F9F9F9"/>
+            <w:shd w:fill="F8FAFC"/>
           </w:tcPr>
           <w:p>
             <w:pPr>
@@ -298,7 +299,7 @@
         <w:tc>
           <w:tcPr>
             <w:tcW w:type="dxa" w:w="1728"/>
-            <w:shd w:fill="F9F9F9"/>
+            <w:shd w:fill="F8FAFC"/>
           </w:tcPr>
           <w:p>
             <w:pPr>
@@ -312,7 +313,7 @@
         <w:tc>
           <w:tcPr>
             <w:tcW w:type="dxa" w:w="1728"/>
-            <w:shd w:fill="F9F9F9"/>
+            <w:shd w:fill="F8FAFC"/>
           </w:tcPr>
           <w:p>
             <w:pPr>
@@ -331,7 +332,7 @@
         <w:pStyle w:val="Heading1"/>
       </w:pPr>
       <w:r>
-        <w:t>Vulnérabilités Détaillées</w:t>
+        <w:t>Détail des vulnérabilités</w:t>
       </w:r>
     </w:p>
     <w:p>
@@ -342,6 +343,11 @@
     <w:p>
       <w:r>
         <w:t>{% for vuln in vulnerabilities %}</w:t>
+      </w:r>
+    </w:p>
+    <w:p>
+      <w:r>
+        <w:t>● {{ vuln.title }}</w:t>
       </w:r>
     </w:p>
     <w:tbl>
@@ -358,24 +364,22 @@
         <w:tc>
           <w:tcPr>
             <w:tcW w:type="dxa" w:w="4320"/>
-            <w:shd w:fill="F0F8FF"/>
+            <w:shd w:fill="E2E8F0"/>
           </w:tcPr>
           <w:p>
             <w:r>
-              <w:rPr>
-                <w:b/>
-              </w:rPr>
-              <w:t>Nom</w:t>
+              <w:t>Sévérité / CVSS</w:t>
             </w:r>
           </w:p>
         </w:tc>
         <w:tc>
           <w:tcPr>
             <w:tcW w:type="dxa" w:w="4320"/>
+            <w:shd w:fill="FFFFFF"/>
           </w:tcPr>
           <w:p>
             <w:r>
-              <w:t>{{ vuln.title }}</w:t>
+              <w:t>{{ vuln.severity }} ({{ vuln.cvss }})</w:t>
             </w:r>
           </w:p>
         </w:tc>
@@ -384,39 +388,10 @@
         <w:tc>
           <w:tcPr>
             <w:tcW w:type="dxa" w:w="4320"/>
-            <w:shd w:fill="F0F8FF"/>
+            <w:shd w:fill="E2E8F0"/>
           </w:tcPr>
           <w:p>
             <w:r>
-              <w:rPr>
-                <w:b/>
-              </w:rPr>
-              <w:t>Sévérité (CVSS)</w:t>
-            </w:r>
-          </w:p>
-        </w:tc>
-        <w:tc>
-          <w:tcPr>
-            <w:tcW w:type="dxa" w:w="4320"/>
-          </w:tcPr>
-          <w:p>
-            <w:r>
-              <w:t>{{ vuln.severity }} (Score: {{ vuln.cvss }})</w:t>
-            </w:r>
-          </w:p>
-        </w:tc>
-      </w:tr>
-      <w:tr>
-        <w:tc>
-          <w:tcPr>
-            <w:tcW w:type="dxa" w:w="4320"/>
-            <w:shd w:fill="F0F8FF"/>
-          </w:tcPr>
-          <w:p>
-            <w:r>
-              <w:rPr>
-                <w:b/>
-              </w:rPr>
               <w:t>Statut</w:t>
             </w:r>
           </w:p>
@@ -424,6 +399,7 @@
         <w:tc>
           <w:tcPr>
             <w:tcW w:type="dxa" w:w="4320"/>
+            <w:shd w:fill="FFFFFF"/>
           </w:tcPr>
           <w:p>
             <w:r>
@@ -436,20 +412,66 @@
         <w:tc>
           <w:tcPr>
             <w:tcW w:type="dxa" w:w="4320"/>
-            <w:shd w:fill="F0F8FF"/>
+            <w:shd w:fill="E2E8F0"/>
           </w:tcPr>
           <w:p>
             <w:r>
-              <w:rPr>
-                <w:b/>
-              </w:rPr>
-              <w:t>Description / Pre-Analysis</w:t>
+              <w:t>CVE</w:t>
             </w:r>
           </w:p>
         </w:tc>
         <w:tc>
           <w:tcPr>
             <w:tcW w:type="dxa" w:w="4320"/>
+            <w:shd w:fill="FFFFFF"/>
+          </w:tcPr>
+          <w:p>
+            <w:r>
+              <w:t>{{ vuln.cve }}</w:t>
+            </w:r>
+          </w:p>
+        </w:tc>
+      </w:tr>
+      <w:tr>
+        <w:tc>
+          <w:tcPr>
+            <w:tcW w:type="dxa" w:w="4320"/>
+            <w:shd w:fill="E2E8F0"/>
+          </w:tcPr>
+          <w:p>
+            <w:r>
+              <w:t>MITRE ATT&amp;CK</w:t>
+            </w:r>
+          </w:p>
+        </w:tc>
+        <w:tc>
+          <w:tcPr>
+            <w:tcW w:type="dxa" w:w="4320"/>
+            <w:shd w:fill="FFFFFF"/>
+          </w:tcPr>
+          <w:p>
+            <w:r>
+              <w:t>{{ vuln.mitre_attack }}</w:t>
+            </w:r>
+          </w:p>
+        </w:tc>
+      </w:tr>
+      <w:tr>
+        <w:tc>
+          <w:tcPr>
+            <w:tcW w:type="dxa" w:w="4320"/>
+            <w:shd w:fill="E2E8F0"/>
+          </w:tcPr>
+          <w:p>
+            <w:r>
+              <w:t>Description</w:t>
+            </w:r>
+          </w:p>
+        </w:tc>
+        <w:tc>
+          <w:tcPr>
+            <w:tcW w:type="dxa" w:w="4320"/>
+            <w:shd w:fill="FFFFFF"/>
           </w:tcPr>
           <w:p>
             <w:r>
@@ -472,7 +494,7 @@
     </w:p>
     <w:p>
       <w:r>
-        <w:t>Aucune vulnérabilité majeure trouvée automatiquement. Cela ne garantit pas la sécurité totale. Effectuez des tests manuels.</w:t>
+        <w:t>Aucune vulnérabilité majeure détectée automatiquement. Des vérifications manuelles restent nécessaires.</w:t>
       </w:r>
     </w:p>
     <w:p>
